--- a/CKX/Caleb Project Concept Note.docx
+++ b/CKX/Caleb Project Concept Note.docx
@@ -6,7 +6,8 @@
       <w:pPr>
         <w:pStyle w:val="2"/>
         <w:bidi w:val="0"/>
-        <w:jc w:val="left"/>
+        <w:spacing w:line="360" w:lineRule="auto"/>
+        <w:jc w:val="center"/>
         <w:rPr>
           <w:rFonts w:hint="default"/>
           <w:lang w:val="en-US"/>
@@ -15,6 +16,8 @@
       <w:r>
         <w:rPr>
           <w:rFonts w:hint="default"/>
+          <w:b/>
+          <w:bCs/>
           <w:lang w:val="en-US"/>
         </w:rPr>
         <w:t>CONCEPT NOTE</w:t>
@@ -28,6 +31,7 @@
           <w:numId w:val="1"/>
         </w:numPr>
         <w:bidi w:val="0"/>
+        <w:spacing w:line="360" w:lineRule="auto"/>
         <w:ind w:left="425" w:leftChars="0" w:hanging="425" w:firstLineChars="0"/>
         <w:jc w:val="left"/>
         <w:rPr>
@@ -38,6 +42,8 @@
       <w:r>
         <w:rPr>
           <w:rFonts w:hint="default"/>
+          <w:b/>
+          <w:bCs/>
           <w:lang w:val="en-US"/>
         </w:rPr>
         <w:t>Background / Introduction</w:t>
@@ -45,6 +51,7 @@
     </w:p>
     <w:p>
       <w:pPr>
+        <w:spacing w:line="360" w:lineRule="auto"/>
         <w:jc w:val="both"/>
         <w:rPr>
           <w:rFonts w:hint="default" w:ascii="Times New Roman" w:hAnsi="Times New Roman" w:cs="Times New Roman"/>
@@ -60,18 +67,7 @@
           <w:szCs w:val="24"/>
           <w:lang w:val="en-US"/>
         </w:rPr>
-        <w:t>Customer churn - the rate at which customers discontinue their relat</w:t>
-      </w:r>
-      <w:bookmarkStart w:id="0" w:name="_GoBack"/>
-      <w:bookmarkEnd w:id="0"/>
-      <w:r>
-        <w:rPr>
-          <w:rFonts w:hint="default" w:ascii="Times New Roman" w:hAnsi="Times New Roman" w:cs="Times New Roman"/>
-          <w:sz w:val="24"/>
-          <w:szCs w:val="24"/>
-          <w:lang w:val="en-US"/>
-        </w:rPr>
-        <w:t xml:space="preserve">ionship with a service provider - remains a critical challenge for telecommunications companies worldwide. In Nigeria, a country with over </w:t>
+        <w:t xml:space="preserve">Customer churn - the rate at which customers discontinue their relationship with a service provider - remains a critical challenge for telecommunications companies worldwide. In Nigeria, a country with over </w:t>
       </w:r>
       <w:r>
         <w:rPr>
@@ -96,6 +92,7 @@
     </w:p>
     <w:p>
       <w:pPr>
+        <w:spacing w:line="360" w:lineRule="auto"/>
         <w:jc w:val="both"/>
         <w:rPr>
           <w:rFonts w:hint="default" w:ascii="Times New Roman" w:hAnsi="Times New Roman" w:cs="Times New Roman"/>
@@ -156,6 +153,7 @@
     </w:p>
     <w:p>
       <w:pPr>
+        <w:spacing w:line="360" w:lineRule="auto"/>
         <w:jc w:val="both"/>
         <w:rPr>
           <w:rFonts w:hint="default"/>
@@ -180,15 +178,20 @@
           <w:numId w:val="1"/>
         </w:numPr>
         <w:bidi w:val="0"/>
+        <w:spacing w:line="360" w:lineRule="auto"/>
         <w:ind w:left="425" w:leftChars="0" w:hanging="425" w:firstLineChars="0"/>
         <w:rPr>
           <w:rFonts w:hint="default"/>
+          <w:b/>
+          <w:bCs/>
           <w:lang w:val="en-US"/>
         </w:rPr>
       </w:pPr>
       <w:r>
         <w:rPr>
           <w:rFonts w:hint="default"/>
+          <w:b/>
+          <w:bCs/>
           <w:lang w:val="en-US"/>
         </w:rPr>
         <w:t>Methodology</w:t>
@@ -196,6 +199,7 @@
     </w:p>
     <w:p>
       <w:pPr>
+        <w:spacing w:line="360" w:lineRule="auto"/>
         <w:rPr>
           <w:rFonts w:hint="default" w:ascii="Times New Roman" w:hAnsi="Times New Roman" w:cs="Times New Roman"/>
           <w:sz w:val="24"/>
@@ -222,6 +226,7 @@
         <w:tabs>
           <w:tab w:val="clear" w:pos="420"/>
         </w:tabs>
+        <w:spacing w:line="360" w:lineRule="auto"/>
         <w:ind w:left="420" w:leftChars="0" w:hanging="420" w:firstLineChars="0"/>
         <w:rPr>
           <w:rFonts w:hint="default" w:ascii="Times New Roman" w:hAnsi="Times New Roman" w:cs="Times New Roman"/>
@@ -250,6 +255,7 @@
           <w:ilvl w:val="0"/>
           <w:numId w:val="0"/>
         </w:numPr>
+        <w:spacing w:line="360" w:lineRule="auto"/>
         <w:ind w:leftChars="0"/>
         <w:rPr>
           <w:rFonts w:hint="default" w:ascii="Times New Roman" w:hAnsi="Times New Roman" w:cs="Times New Roman"/>
@@ -300,6 +306,7 @@
           <w:ilvl w:val="0"/>
           <w:numId w:val="2"/>
         </w:numPr>
+        <w:spacing w:line="360" w:lineRule="auto"/>
         <w:ind w:left="420" w:leftChars="0" w:hanging="420" w:firstLineChars="0"/>
         <w:rPr>
           <w:rFonts w:hint="default" w:ascii="Times New Roman" w:hAnsi="Times New Roman" w:cs="Times New Roman"/>
@@ -328,6 +335,7 @@
           <w:ilvl w:val="0"/>
           <w:numId w:val="0"/>
         </w:numPr>
+        <w:spacing w:line="360" w:lineRule="auto"/>
         <w:ind w:leftChars="0"/>
         <w:rPr>
           <w:rFonts w:hint="default" w:ascii="Times New Roman" w:hAnsi="Times New Roman" w:cs="Times New Roman"/>
@@ -422,6 +430,7 @@
           <w:ilvl w:val="0"/>
           <w:numId w:val="2"/>
         </w:numPr>
+        <w:spacing w:line="360" w:lineRule="auto"/>
         <w:ind w:left="420" w:leftChars="0" w:hanging="420" w:firstLineChars="0"/>
         <w:rPr>
           <w:rFonts w:hint="default" w:ascii="Times New Roman" w:hAnsi="Times New Roman" w:cs="Times New Roman"/>
@@ -450,6 +459,7 @@
           <w:ilvl w:val="0"/>
           <w:numId w:val="0"/>
         </w:numPr>
+        <w:spacing w:line="360" w:lineRule="auto"/>
         <w:ind w:leftChars="0"/>
         <w:rPr>
           <w:rFonts w:hint="default" w:ascii="Times New Roman" w:hAnsi="Times New Roman" w:cs="Times New Roman"/>
@@ -524,6 +534,7 @@
           <w:ilvl w:val="0"/>
           <w:numId w:val="2"/>
         </w:numPr>
+        <w:spacing w:line="360" w:lineRule="auto"/>
         <w:ind w:left="420" w:leftChars="0" w:hanging="420" w:firstLineChars="0"/>
         <w:rPr>
           <w:rFonts w:hint="default" w:ascii="Times New Roman" w:hAnsi="Times New Roman" w:cs="Times New Roman"/>
@@ -552,6 +563,7 @@
           <w:ilvl w:val="0"/>
           <w:numId w:val="0"/>
         </w:numPr>
+        <w:spacing w:line="360" w:lineRule="auto"/>
         <w:ind w:leftChars="0"/>
         <w:rPr>
           <w:rFonts w:hint="default" w:ascii="Times New Roman" w:hAnsi="Times New Roman" w:cs="Times New Roman"/>
@@ -602,6 +614,7 @@
           <w:ilvl w:val="0"/>
           <w:numId w:val="2"/>
         </w:numPr>
+        <w:spacing w:line="360" w:lineRule="auto"/>
         <w:ind w:left="420" w:leftChars="0" w:hanging="420" w:firstLineChars="0"/>
         <w:rPr>
           <w:rFonts w:hint="default" w:ascii="Times New Roman" w:hAnsi="Times New Roman" w:cs="Times New Roman"/>
@@ -630,6 +643,7 @@
           <w:ilvl w:val="0"/>
           <w:numId w:val="0"/>
         </w:numPr>
+        <w:spacing w:line="360" w:lineRule="auto"/>
         <w:ind w:leftChars="0"/>
         <w:rPr>
           <w:rFonts w:hint="default" w:ascii="Times New Roman" w:hAnsi="Times New Roman" w:cs="Times New Roman"/>
@@ -792,15 +806,20 @@
           <w:numId w:val="1"/>
         </w:numPr>
         <w:bidi w:val="0"/>
+        <w:spacing w:line="360" w:lineRule="auto"/>
         <w:ind w:left="425" w:leftChars="0" w:hanging="425" w:firstLineChars="0"/>
         <w:rPr>
           <w:rFonts w:hint="default"/>
+          <w:b/>
+          <w:bCs/>
           <w:lang w:val="en-US"/>
         </w:rPr>
       </w:pPr>
       <w:r>
         <w:rPr>
           <w:rFonts w:hint="default"/>
+          <w:b/>
+          <w:bCs/>
           <w:lang w:val="en-US"/>
         </w:rPr>
         <w:t>Expected Results</w:t>
@@ -808,6 +827,7 @@
     </w:p>
     <w:p>
       <w:pPr>
+        <w:spacing w:line="360" w:lineRule="auto"/>
         <w:rPr>
           <w:rFonts w:hint="default" w:ascii="Times New Roman" w:hAnsi="Times New Roman" w:cs="Times New Roman"/>
           <w:sz w:val="24"/>
@@ -854,6 +874,7 @@
         <w:tabs>
           <w:tab w:val="clear" w:pos="420"/>
         </w:tabs>
+        <w:spacing w:line="360" w:lineRule="auto"/>
         <w:ind w:left="425" w:leftChars="0" w:hanging="425" w:firstLineChars="0"/>
         <w:rPr>
           <w:rFonts w:hint="default" w:ascii="Times New Roman" w:hAnsi="Times New Roman" w:cs="Times New Roman"/>
@@ -882,6 +903,7 @@
           <w:ilvl w:val="0"/>
           <w:numId w:val="0"/>
         </w:numPr>
+        <w:spacing w:line="360" w:lineRule="auto"/>
         <w:ind w:leftChars="0"/>
         <w:rPr>
           <w:rFonts w:hint="default" w:ascii="Times New Roman" w:hAnsi="Times New Roman" w:cs="Times New Roman"/>
@@ -913,6 +935,7 @@
         <w:tabs>
           <w:tab w:val="clear" w:pos="420"/>
         </w:tabs>
+        <w:spacing w:line="360" w:lineRule="auto"/>
         <w:ind w:left="420" w:leftChars="0" w:hanging="420" w:firstLineChars="0"/>
         <w:rPr>
           <w:rFonts w:hint="default" w:ascii="Times New Roman" w:hAnsi="Times New Roman" w:cs="Times New Roman"/>
@@ -934,6 +957,8 @@
         </w:rPr>
         <w:t>Retention Strategy Framework</w:t>
       </w:r>
+      <w:bookmarkStart w:id="0" w:name="_GoBack"/>
+      <w:bookmarkEnd w:id="0"/>
     </w:p>
     <w:p>
       <w:pPr>
@@ -941,6 +966,7 @@
           <w:ilvl w:val="0"/>
           <w:numId w:val="0"/>
         </w:numPr>
+        <w:spacing w:line="360" w:lineRule="auto"/>
         <w:ind w:leftChars="0"/>
         <w:rPr>
           <w:rFonts w:hint="default" w:ascii="Times New Roman" w:hAnsi="Times New Roman" w:cs="Times New Roman"/>
@@ -1016,6 +1042,7 @@
         <w:tabs>
           <w:tab w:val="clear" w:pos="420"/>
         </w:tabs>
+        <w:spacing w:line="360" w:lineRule="auto"/>
         <w:ind w:left="420" w:leftChars="0" w:hanging="420" w:firstLineChars="0"/>
         <w:rPr>
           <w:rFonts w:hint="default" w:ascii="Times New Roman" w:hAnsi="Times New Roman" w:cs="Times New Roman"/>
@@ -1044,6 +1071,7 @@
           <w:ilvl w:val="0"/>
           <w:numId w:val="0"/>
         </w:numPr>
+        <w:spacing w:line="360" w:lineRule="auto"/>
         <w:ind w:leftChars="0"/>
         <w:rPr>
           <w:rFonts w:hint="default" w:ascii="Times New Roman" w:hAnsi="Times New Roman" w:cs="Times New Roman"/>
@@ -1119,6 +1147,7 @@
         <w:tabs>
           <w:tab w:val="clear" w:pos="420"/>
         </w:tabs>
+        <w:spacing w:line="360" w:lineRule="auto"/>
         <w:ind w:left="420" w:leftChars="0" w:hanging="420" w:firstLineChars="0"/>
         <w:rPr>
           <w:rFonts w:hint="default" w:ascii="Times New Roman" w:hAnsi="Times New Roman" w:cs="Times New Roman"/>
@@ -1147,6 +1176,7 @@
           <w:ilvl w:val="0"/>
           <w:numId w:val="0"/>
         </w:numPr>
+        <w:spacing w:line="360" w:lineRule="auto"/>
         <w:ind w:leftChars="0"/>
         <w:rPr>
           <w:rFonts w:hint="default" w:ascii="Times New Roman" w:hAnsi="Times New Roman" w:cs="Times New Roman"/>
@@ -1259,7 +1289,6 @@
     </w:p>
     <w:sectPr>
       <w:headerReference r:id="rId3" w:type="default"/>
-      <w:footerReference r:id="rId4" w:type="default"/>
       <w:pgSz w:w="11906" w:h="16838"/>
       <w:pgMar w:top="1440" w:right="1800" w:bottom="1440" w:left="1800" w:header="720" w:footer="720" w:gutter="0"/>
       <w:pgNumType w:fmt="decimal"/>
@@ -1270,178 +1299,6 @@
 </w:document>
 </file>
 
-<file path=word/footer1.xml><?xml version="1.0" encoding="utf-8"?>
-<w:ftr xmlns:wpc="http://schemas.microsoft.com/office/word/2010/wordprocessingCanvas" xmlns:mc="http://schemas.openxmlformats.org/markup-compatibility/2006" xmlns:o="urn:schemas-microsoft-com:office:office" xmlns:r="http://schemas.openxmlformats.org/officeDocument/2006/relationships" xmlns:m="http://schemas.openxmlformats.org/officeDocument/2006/math" xmlns:v="urn:schemas-microsoft-com:vml" xmlns:wp14="http://schemas.microsoft.com/office/word/2010/wordprocessingDrawing" xmlns:wp="http://schemas.openxmlformats.org/drawingml/2006/wordprocessingDrawing" xmlns:w10="urn:schemas-microsoft-com:office:word" xmlns:w="http://schemas.openxmlformats.org/wordprocessingml/2006/main" xmlns:w14="http://schemas.microsoft.com/office/word/2010/wordml" xmlns:w15="http://schemas.microsoft.com/office/word/2012/wordml" xmlns:wpg="http://schemas.microsoft.com/office/word/2010/wordprocessingGroup" xmlns:wpi="http://schemas.microsoft.com/office/word/2010/wordprocessingInk" xmlns:wne="http://schemas.microsoft.com/office/word/2006/wordml" xmlns:wps="http://schemas.microsoft.com/office/word/2010/wordprocessingShape" xmlns:wpsCustomData="http://www.wps.cn/officeDocument/2013/wpsCustomData" mc:Ignorable="w14 w15 wp14">
-  <w:p>
-    <w:pPr>
-      <w:pStyle w:val="7"/>
-    </w:pPr>
-    <w:r>
-      <w:rPr>
-        <w:sz w:val="18"/>
-      </w:rPr>
-      <mc:AlternateContent>
-        <mc:Choice Requires="wps">
-          <w:drawing>
-            <wp:anchor distT="0" distB="0" distL="114300" distR="114300" simplePos="0" relativeHeight="251659264" behindDoc="0" locked="0" layoutInCell="1" allowOverlap="1">
-              <wp:simplePos x="0" y="0"/>
-              <wp:positionH relativeFrom="margin">
-                <wp:align>center</wp:align>
-              </wp:positionH>
-              <wp:positionV relativeFrom="paragraph">
-                <wp:posOffset>0</wp:posOffset>
-              </wp:positionV>
-              <wp:extent cx="1828800" cy="1828800"/>
-              <wp:effectExtent l="0" t="0" r="0" b="0"/>
-              <wp:wrapNone/>
-              <wp:docPr id="3" name="Text Box 3"/>
-              <wp:cNvGraphicFramePr/>
-              <a:graphic xmlns:a="http://schemas.openxmlformats.org/drawingml/2006/main">
-                <a:graphicData uri="http://schemas.microsoft.com/office/word/2010/wordprocessingShape">
-                  <wps:wsp>
-                    <wps:cNvSpPr txBox="1"/>
-                    <wps:spPr>
-                      <a:xfrm>
-                        <a:off x="0" y="0"/>
-                        <a:ext cx="1828800" cy="1828800"/>
-                      </a:xfrm>
-                      <a:prstGeom prst="rect">
-                        <a:avLst/>
-                      </a:prstGeom>
-                      <a:noFill/>
-                      <a:ln w="6350">
-                        <a:noFill/>
-                      </a:ln>
-                    </wps:spPr>
-                    <wps:style>
-                      <a:lnRef idx="0">
-                        <a:schemeClr val="accent1"/>
-                      </a:lnRef>
-                      <a:fillRef idx="0">
-                        <a:schemeClr val="accent1"/>
-                      </a:fillRef>
-                      <a:effectRef idx="0">
-                        <a:schemeClr val="accent1"/>
-                      </a:effectRef>
-                      <a:fontRef idx="minor">
-                        <a:schemeClr val="dk1"/>
-                      </a:fontRef>
-                    </wps:style>
-                    <wps:txbx>
-                      <w:txbxContent>
-                        <w:p>
-                          <w:pPr>
-                            <w:pStyle w:val="7"/>
-                          </w:pPr>
-                          <w:r>
-                            <w:t xml:space="preserve">Page </w:t>
-                          </w:r>
-                          <w:r>
-                            <w:fldChar w:fldCharType="begin"/>
-                          </w:r>
-                          <w:r>
-                            <w:instrText xml:space="preserve"> PAGE  \* MERGEFORMAT </w:instrText>
-                          </w:r>
-                          <w:r>
-                            <w:fldChar w:fldCharType="separate"/>
-                          </w:r>
-                          <w:r>
-                            <w:t>1</w:t>
-                          </w:r>
-                          <w:r>
-                            <w:fldChar w:fldCharType="end"/>
-                          </w:r>
-                          <w:r>
-                            <w:t xml:space="preserve"> of </w:t>
-                          </w:r>
-                          <w:r>
-                            <w:fldChar w:fldCharType="begin"/>
-                          </w:r>
-                          <w:r>
-                            <w:instrText xml:space="preserve"> NUMPAGES  \* MERGEFORMAT </w:instrText>
-                          </w:r>
-                          <w:r>
-                            <w:fldChar w:fldCharType="separate"/>
-                          </w:r>
-                          <w:r>
-                            <w:t>1</w:t>
-                          </w:r>
-                          <w:r>
-                            <w:fldChar w:fldCharType="end"/>
-                          </w:r>
-                        </w:p>
-                      </w:txbxContent>
-                    </wps:txbx>
-                    <wps:bodyPr rot="0" spcFirstLastPara="0" vertOverflow="overflow" horzOverflow="overflow" vert="horz" wrap="none" lIns="0" tIns="0" rIns="0" bIns="0" numCol="1" spcCol="0" rtlCol="0" fromWordArt="0" anchor="t" anchorCtr="0" forceAA="0" upright="0" compatLnSpc="1">
-                      <a:spAutoFit/>
-                    </wps:bodyPr>
-                  </wps:wsp>
-                </a:graphicData>
-              </a:graphic>
-            </wp:anchor>
-          </w:drawing>
-        </mc:Choice>
-        <mc:Fallback>
-          <w:pict>
-            <v:shape id="_x0000_s1026" o:spid="_x0000_s1026" o:spt="202" type="#_x0000_t202" style="position:absolute;left:0pt;margin-top:0pt;height:144pt;width:144pt;mso-position-horizontal:center;mso-position-horizontal-relative:margin;mso-wrap-style:none;z-index:251659264;mso-width-relative:page;mso-height-relative:page;" filled="f" stroked="f" coordsize="21600,21600" o:gfxdata="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">
-              <v:fill on="f" focussize="0,0"/>
-              <v:stroke on="f" weight="0.5pt"/>
-              <v:imagedata o:title=""/>
-              <o:lock v:ext="edit" aspectratio="f"/>
-              <v:textbox inset="0mm,0mm,0mm,0mm" style="mso-fit-shape-to-text:t;">
-                <w:txbxContent>
-                  <w:p>
-                    <w:pPr>
-                      <w:pStyle w:val="7"/>
-                    </w:pPr>
-                    <w:r>
-                      <w:t xml:space="preserve">Page </w:t>
-                    </w:r>
-                    <w:r>
-                      <w:fldChar w:fldCharType="begin"/>
-                    </w:r>
-                    <w:r>
-                      <w:instrText xml:space="preserve"> PAGE  \* MERGEFORMAT </w:instrText>
-                    </w:r>
-                    <w:r>
-                      <w:fldChar w:fldCharType="separate"/>
-                    </w:r>
-                    <w:r>
-                      <w:t>1</w:t>
-                    </w:r>
-                    <w:r>
-                      <w:fldChar w:fldCharType="end"/>
-                    </w:r>
-                    <w:r>
-                      <w:t xml:space="preserve"> of </w:t>
-                    </w:r>
-                    <w:r>
-                      <w:fldChar w:fldCharType="begin"/>
-                    </w:r>
-                    <w:r>
-                      <w:instrText xml:space="preserve"> NUMPAGES  \* MERGEFORMAT </w:instrText>
-                    </w:r>
-                    <w:r>
-                      <w:fldChar w:fldCharType="separate"/>
-                    </w:r>
-                    <w:r>
-                      <w:t>1</w:t>
-                    </w:r>
-                    <w:r>
-                      <w:fldChar w:fldCharType="end"/>
-                    </w:r>
-                  </w:p>
-                </w:txbxContent>
-              </v:textbox>
-            </v:shape>
-          </w:pict>
-        </mc:Fallback>
-      </mc:AlternateContent>
-    </w:r>
-  </w:p>
-</w:ftr>
-</file>
-
 <file path=word/header1.xml><?xml version="1.0" encoding="utf-8"?>
 <w:hdr xmlns:wpc="http://schemas.microsoft.com/office/word/2010/wordprocessingCanvas" xmlns:mc="http://schemas.openxmlformats.org/markup-compatibility/2006" xmlns:o="urn:schemas-microsoft-com:office:office" xmlns:r="http://schemas.openxmlformats.org/officeDocument/2006/relationships" xmlns:m="http://schemas.openxmlformats.org/officeDocument/2006/math" xmlns:v="urn:schemas-microsoft-com:vml" xmlns:wp14="http://schemas.microsoft.com/office/word/2010/wordprocessingDrawing" xmlns:wp="http://schemas.openxmlformats.org/drawingml/2006/wordprocessingDrawing" xmlns:w10="urn:schemas-microsoft-com:office:word" xmlns:w="http://schemas.openxmlformats.org/wordprocessingml/2006/main" xmlns:w14="http://schemas.microsoft.com/office/word/2010/wordml" xmlns:w15="http://schemas.microsoft.com/office/word/2012/wordml" xmlns:wpg="http://schemas.microsoft.com/office/word/2010/wordprocessingGroup" xmlns:wpi="http://schemas.microsoft.com/office/word/2010/wordprocessingInk" xmlns:wne="http://schemas.microsoft.com/office/word/2006/wordml" xmlns:wps="http://schemas.microsoft.com/office/word/2010/wordprocessingShape" xmlns:wpsCustomData="http://www.wps.cn/officeDocument/2013/wpsCustomData" mc:Ignorable="w14 w15 wp14">
   <w:p>
@@ -1450,38 +1307,6 @@
       <w:bidi w:val="0"/>
       <w:jc w:val="center"/>
     </w:pPr>
-    <w:r>
-      <w:rPr>
-        <w:rFonts w:hint="default"/>
-      </w:rPr>
-      <w:t xml:space="preserve">Machine Learning Models for Prediction of </w:t>
-    </w:r>
-    <w:r>
-      <w:rPr>
-        <w:rFonts w:hint="default"/>
-        <w:lang w:val="en-US"/>
-      </w:rPr>
-      <w:t>Customer</w:t>
-    </w:r>
-    <w:r>
-      <w:rPr>
-        <w:rFonts w:hint="default"/>
-      </w:rPr>
-      <w:t xml:space="preserve"> Churn i</w:t>
-    </w:r>
-    <w:r>
-      <w:rPr>
-        <w:rFonts w:hint="default"/>
-        <w:lang w:val="en-US"/>
-      </w:rPr>
-      <w:t xml:space="preserve">n the </w:t>
-    </w:r>
-    <w:r>
-      <w:rPr>
-        <w:rFonts w:hint="default"/>
-      </w:rPr>
-      <w:t xml:space="preserve"> Telecommunications Industry</w:t>
-    </w:r>
   </w:p>
 </w:hdr>
 </file>
@@ -1505,6 +1330,8 @@
       </w:pPr>
       <w:rPr>
         <w:rFonts w:hint="default"/>
+        <w:b/>
+        <w:bCs/>
       </w:rPr>
     </w:lvl>
   </w:abstractNum>
@@ -1602,7 +1429,7 @@
     <w:lsdException w:unhideWhenUsed="0" w:uiPriority="0" w:semiHidden="0" w:name="Normal Indent"/>
     <w:lsdException w:unhideWhenUsed="0" w:uiPriority="0" w:semiHidden="0" w:name="footnote text"/>
     <w:lsdException w:unhideWhenUsed="0" w:uiPriority="0" w:semiHidden="0" w:name="annotation text"/>
-    <w:lsdException w:unhideWhenUsed="0" w:uiPriority="0" w:semiHidden="0" w:name="header"/>
+    <w:lsdException w:qFormat="1" w:unhideWhenUsed="0" w:uiPriority="0" w:semiHidden="0" w:name="header"/>
     <w:lsdException w:unhideWhenUsed="0" w:uiPriority="0" w:semiHidden="0" w:name="footer"/>
     <w:lsdException w:unhideWhenUsed="0" w:uiPriority="0" w:semiHidden="0" w:name="index heading"/>
     <w:lsdException w:qFormat="1" w:uiPriority="0" w:name="caption"/>
@@ -1931,6 +1758,7 @@
   <w:style w:type="paragraph" w:styleId="8">
     <w:name w:val="header"/>
     <w:basedOn w:val="1"/>
+    <w:qFormat/>
     <w:uiPriority w:val="0"/>
     <w:pPr>
       <w:tabs>
@@ -2210,21 +2038,4 @@
   </a:themeElements>
   <a:objectDefaults/>
 </a:theme>
-</file>
-
-<file path=customXml/item1.xml><?xml version="1.0" encoding="utf-8"?>
-<s:customData xmlns="http://www.wps.cn/officeDocument/2013/wpsCustomData" xmlns:s="http://www.wps.cn/officeDocument/2013/wpsCustomData">
-  <customSectProps/>
-  <customShpExts>
-    <customShpInfo spid="_x0000_s1026" textRotate="1"/>
-  </customShpExts>
-</s:customData>
-</file>
-
-<file path=customXml/itemProps1.xml><?xml version="1.0" encoding="utf-8"?>
-<ds:datastoreItem xmlns:ds="http://schemas.openxmlformats.org/officeDocument/2006/customXml" ds:itemID="{B1977F7D-205B-4081-913C-38D41E755F92}">
-  <ds:schemaRefs>
-    <ds:schemaRef ds:uri="http://www.wps.cn/officeDocument/2013/wpsCustomData"/>
-  </ds:schemaRefs>
-</ds:datastoreItem>
 </file>